--- a/Ozrit HR data/ozrit/HR/HR/Employees/Digital Marketing/Sai sanjana Pulusuri/offer letter.docx
+++ b/Ozrit HR data/ozrit/HR/HR/Employees/Digital Marketing/Sai sanjana Pulusuri/offer letter.docx
@@ -106,7 +106,7 @@
           <w:rFonts w:ascii="Calibri" w:eastAsia="Calibri" w:hAnsi="Calibri" w:cs="Calibri"/>
           <w:b/>
         </w:rPr>
-        <w:t>2</w:t>
+        <w:t>8</w:t>
       </w:r>
       <w:r>
         <w:rPr>
@@ -186,9 +186,8 @@
           <w:sz w:val="24"/>
           <w:szCs w:val="24"/>
         </w:rPr>
-        <w:t xml:space="preserve">Sai Sanjana </w:t>
-      </w:r>
-      <w:proofErr w:type="spellStart"/>
+        <w:t>Sai Sanjana Pusuluri</w:t>
+      </w:r>
       <w:r>
         <w:rPr>
           <w:rFonts w:ascii="Cambria" w:eastAsia="Cambria" w:hAnsi="Cambria" w:cs="Cambria"/>
@@ -196,54 +195,44 @@
           <w:sz w:val="24"/>
           <w:szCs w:val="24"/>
         </w:rPr>
-        <w:t>Pusuluri</w:t>
-      </w:r>
-      <w:proofErr w:type="spellEnd"/>
-      <w:r>
-        <w:rPr>
-          <w:rFonts w:ascii="Cambria" w:eastAsia="Cambria" w:hAnsi="Cambria" w:cs="Cambria"/>
-          <w:b/>
+        <w:t xml:space="preserve"> </w:t>
+      </w:r>
+    </w:p>
+    <w:p>
+      <w:pPr>
+        <w:spacing w:after="160" w:line="259" w:lineRule="auto"/>
+        <w:rPr>
+          <w:rFonts w:ascii="Cambria" w:eastAsia="Cambria" w:hAnsi="Cambria" w:cs="Cambria"/>
           <w:sz w:val="24"/>
           <w:szCs w:val="24"/>
         </w:rPr>
-        <w:t xml:space="preserve"> </w:t>
-      </w:r>
-    </w:p>
-    <w:p>
-      <w:pPr>
-        <w:spacing w:after="160" w:line="259" w:lineRule="auto"/>
+      </w:pPr>
+      <w:r>
         <w:rPr>
           <w:rFonts w:ascii="Cambria" w:eastAsia="Cambria" w:hAnsi="Cambria" w:cs="Cambria"/>
           <w:sz w:val="24"/>
           <w:szCs w:val="24"/>
         </w:rPr>
-      </w:pPr>
-      <w:r>
-        <w:rPr>
-          <w:rFonts w:ascii="Cambria" w:eastAsia="Cambria" w:hAnsi="Cambria" w:cs="Cambria"/>
+        <w:t xml:space="preserve">Hyderabad </w:t>
+      </w:r>
+    </w:p>
+    <w:p>
+      <w:pPr>
+        <w:spacing w:after="160" w:line="259" w:lineRule="auto"/>
+        <w:rPr>
+          <w:rFonts w:ascii="Cambria" w:eastAsia="Cambria" w:hAnsi="Cambria" w:cs="Cambria"/>
+          <w:b/>
           <w:sz w:val="24"/>
           <w:szCs w:val="24"/>
         </w:rPr>
-        <w:t xml:space="preserve">Hyderabad </w:t>
-      </w:r>
-    </w:p>
-    <w:p>
-      <w:pPr>
-        <w:spacing w:after="160" w:line="259" w:lineRule="auto"/>
+      </w:pPr>
+      <w:r>
         <w:rPr>
           <w:rFonts w:ascii="Cambria" w:eastAsia="Cambria" w:hAnsi="Cambria" w:cs="Cambria"/>
           <w:b/>
           <w:sz w:val="24"/>
           <w:szCs w:val="24"/>
         </w:rPr>
-      </w:pPr>
-      <w:r>
-        <w:rPr>
-          <w:rFonts w:ascii="Cambria" w:eastAsia="Cambria" w:hAnsi="Cambria" w:cs="Cambria"/>
-          <w:b/>
-          <w:sz w:val="24"/>
-          <w:szCs w:val="24"/>
-        </w:rPr>
         <w:t xml:space="preserve">    </w:t>
       </w:r>
     </w:p>
@@ -275,23 +264,13 @@
         </w:rPr>
         <w:t xml:space="preserve">Welcome to </w:t>
       </w:r>
-      <w:proofErr w:type="spellStart"/>
       <w:r>
         <w:rPr>
           <w:b/>
           <w:sz w:val="28"/>
           <w:szCs w:val="28"/>
         </w:rPr>
-        <w:t>Ozrit</w:t>
-      </w:r>
-      <w:proofErr w:type="spellEnd"/>
-      <w:r>
-        <w:rPr>
-          <w:b/>
-          <w:sz w:val="28"/>
-          <w:szCs w:val="28"/>
-        </w:rPr>
-        <w:t xml:space="preserve"> AI Solutions</w:t>
+        <w:t>Ozrit AI Solutions</w:t>
       </w:r>
       <w:r>
         <w:rPr>
@@ -401,29 +380,14 @@
         <w:rPr>
           <w:rFonts w:ascii="Cambria" w:eastAsia="Cambria" w:hAnsi="Cambria" w:cs="Cambria"/>
         </w:rPr>
-        <w:t xml:space="preserve">, 2025, we are pleased to offer you the position as </w:t>
-      </w:r>
-      <w:proofErr w:type="gramStart"/>
-      <w:r>
-        <w:rPr>
-          <w:rFonts w:ascii="Cambria" w:eastAsia="Cambria" w:hAnsi="Cambria" w:cs="Cambria"/>
-        </w:rPr>
-        <w:t>“</w:t>
-      </w:r>
-      <w:r>
-        <w:rPr>
-          <w:rFonts w:ascii="Cambria" w:eastAsia="Cambria" w:hAnsi="Cambria" w:cs="Cambria"/>
-          <w:b/>
-        </w:rPr>
-        <w:t xml:space="preserve"> Digital</w:t>
-      </w:r>
-      <w:proofErr w:type="gramEnd"/>
-      <w:r>
-        <w:rPr>
-          <w:rFonts w:ascii="Cambria" w:eastAsia="Cambria" w:hAnsi="Cambria" w:cs="Cambria"/>
-          <w:b/>
-        </w:rPr>
-        <w:t xml:space="preserve"> Marketing Executive</w:t>
+        <w:t>, 2025, we are pleased to offer you the position as “</w:t>
+      </w:r>
+      <w:r>
+        <w:rPr>
+          <w:rFonts w:ascii="Cambria" w:eastAsia="Cambria" w:hAnsi="Cambria" w:cs="Cambria"/>
+          <w:b/>
+        </w:rPr>
+        <w:t xml:space="preserve"> Digital Marketing Executive</w:t>
       </w:r>
       <w:r>
         <w:rPr>
@@ -442,7 +406,21 @@
           <w:rFonts w:ascii="Cambria" w:eastAsia="Cambria" w:hAnsi="Cambria" w:cs="Cambria"/>
           <w:b/>
         </w:rPr>
-        <w:t>08th September</w:t>
+        <w:t>0</w:t>
+      </w:r>
+      <w:r>
+        <w:rPr>
+          <w:rFonts w:ascii="Cambria" w:eastAsia="Cambria" w:hAnsi="Cambria" w:cs="Cambria"/>
+          <w:b/>
+        </w:rPr>
+        <w:t>9</w:t>
+      </w:r>
+      <w:r>
+        <w:rPr>
+          <w:rFonts w:ascii="Cambria" w:eastAsia="Cambria" w:hAnsi="Cambria" w:cs="Cambria"/>
+          <w:b/>
+        </w:rPr>
+        <w:t>th September</w:t>
       </w:r>
       <w:r>
         <w:rPr>
@@ -516,23 +494,7 @@
           <w:rFonts w:ascii="Cambria" w:eastAsia="Cambria" w:hAnsi="Cambria" w:cs="Cambria"/>
           <w:b/>
         </w:rPr>
-        <w:t xml:space="preserve">00 per </w:t>
-      </w:r>
-      <w:proofErr w:type="gramStart"/>
-      <w:r>
-        <w:rPr>
-          <w:rFonts w:ascii="Cambria" w:eastAsia="Cambria" w:hAnsi="Cambria" w:cs="Cambria"/>
-          <w:b/>
-        </w:rPr>
-        <w:t>annum  (</w:t>
-      </w:r>
-      <w:proofErr w:type="gramEnd"/>
-      <w:r>
-        <w:rPr>
-          <w:rFonts w:ascii="Cambria" w:eastAsia="Cambria" w:hAnsi="Cambria" w:cs="Cambria"/>
-          <w:b/>
-        </w:rPr>
-        <w:t>CTC</w:t>
+        <w:t>00 per annum  (CTC</w:t>
       </w:r>
       <w:r>
         <w:rPr>
@@ -597,21 +559,7 @@
         <w:rPr>
           <w:rFonts w:ascii="Cambria" w:eastAsia="Cambria" w:hAnsi="Cambria" w:cs="Cambria"/>
         </w:rPr>
-        <w:t xml:space="preserve">On the day of your </w:t>
-      </w:r>
-      <w:proofErr w:type="gramStart"/>
-      <w:r>
-        <w:rPr>
-          <w:rFonts w:ascii="Cambria" w:eastAsia="Cambria" w:hAnsi="Cambria" w:cs="Cambria"/>
-        </w:rPr>
-        <w:t>joining</w:t>
-      </w:r>
-      <w:proofErr w:type="gramEnd"/>
-      <w:r>
-        <w:rPr>
-          <w:rFonts w:ascii="Cambria" w:eastAsia="Cambria" w:hAnsi="Cambria" w:cs="Cambria"/>
-        </w:rPr>
-        <w:t xml:space="preserve"> you are required to submit the following:</w:t>
+        <w:t>On the day of your joining you are required to submit the following:</w:t>
       </w:r>
     </w:p>
     <w:p>
@@ -650,21 +598,7 @@
         <w:rPr>
           <w:rFonts w:ascii="Cambria" w:eastAsia="Cambria" w:hAnsi="Cambria" w:cs="Cambria"/>
         </w:rPr>
-        <w:t xml:space="preserve">(c) Your latest 3 </w:t>
-      </w:r>
-      <w:proofErr w:type="spellStart"/>
-      <w:r>
-        <w:rPr>
-          <w:rFonts w:ascii="Cambria" w:eastAsia="Cambria" w:hAnsi="Cambria" w:cs="Cambria"/>
-        </w:rPr>
-        <w:t>months</w:t>
-      </w:r>
-      <w:proofErr w:type="spellEnd"/>
-      <w:r>
-        <w:rPr>
-          <w:rFonts w:ascii="Cambria" w:eastAsia="Cambria" w:hAnsi="Cambria" w:cs="Cambria"/>
-        </w:rPr>
-        <w:t xml:space="preserve"> salary slips or salary certificate.</w:t>
+        <w:t>(c) Your latest 3 months salary slips or salary certificate.</w:t>
       </w:r>
     </w:p>
     <w:p>
@@ -756,7 +690,6 @@
         </w:rPr>
         <w:t xml:space="preserve"> </w:t>
       </w:r>
-      <w:proofErr w:type="spellStart"/>
       <w:r>
         <w:rPr>
           <w:rFonts w:ascii="Cambria" w:eastAsia="Cambria" w:hAnsi="Cambria" w:cs="Cambria"/>
@@ -767,41 +700,20 @@
         <w:rPr>
           <w:rFonts w:ascii="Cambria" w:eastAsia="Cambria" w:hAnsi="Cambria" w:cs="Cambria"/>
         </w:rPr>
-        <w:t>olored</w:t>
-      </w:r>
-      <w:proofErr w:type="spellEnd"/>
-      <w:r>
-        <w:rPr>
-          <w:rFonts w:ascii="Cambria" w:eastAsia="Cambria" w:hAnsi="Cambria" w:cs="Cambria"/>
-        </w:rPr>
-        <w:t xml:space="preserve"> Passport size Photographs (with white background)</w:t>
-      </w:r>
-    </w:p>
-    <w:p>
-      <w:pPr>
-        <w:rPr>
-          <w:rFonts w:ascii="Cambria" w:eastAsia="Cambria" w:hAnsi="Cambria" w:cs="Cambria"/>
-        </w:rPr>
-      </w:pPr>
-      <w:r>
-        <w:rPr>
-          <w:rFonts w:ascii="Cambria" w:eastAsia="Cambria" w:hAnsi="Cambria" w:cs="Cambria"/>
-        </w:rPr>
-        <w:t>(</w:t>
-      </w:r>
-      <w:proofErr w:type="spellStart"/>
-      <w:r>
-        <w:rPr>
-          <w:rFonts w:ascii="Cambria" w:eastAsia="Cambria" w:hAnsi="Cambria" w:cs="Cambria"/>
-        </w:rPr>
-        <w:t>i</w:t>
-      </w:r>
-      <w:proofErr w:type="spellEnd"/>
-      <w:r>
-        <w:rPr>
-          <w:rFonts w:ascii="Cambria" w:eastAsia="Cambria" w:hAnsi="Cambria" w:cs="Cambria"/>
-        </w:rPr>
-        <w:t>) Valid Passport details</w:t>
+        <w:t>olored Passport size Photographs (with white background)</w:t>
+      </w:r>
+    </w:p>
+    <w:p>
+      <w:pPr>
+        <w:rPr>
+          <w:rFonts w:ascii="Cambria" w:eastAsia="Cambria" w:hAnsi="Cambria" w:cs="Cambria"/>
+        </w:rPr>
+      </w:pPr>
+      <w:r>
+        <w:rPr>
+          <w:rFonts w:ascii="Cambria" w:eastAsia="Cambria" w:hAnsi="Cambria" w:cs="Cambria"/>
+        </w:rPr>
+        <w:t>(i) Valid Passport details</w:t>
       </w:r>
     </w:p>
     <w:p>
@@ -1663,7 +1575,6 @@
                 <w:lang w:val="en-US"/>
               </w:rPr>
             </w:pPr>
-            <w:proofErr w:type="gramStart"/>
             <w:r>
               <w:rPr>
                 <w:rFonts w:asciiTheme="minorHAnsi" w:eastAsia="Cambria" w:hAnsiTheme="minorHAnsi"/>
@@ -1671,29 +1582,8 @@
                 <w:bCs/>
                 <w:lang w:val="en-US"/>
               </w:rPr>
-              <w:t>Name :</w:t>
+              <w:t>Name : Sai Sanjana Pusuluri</w:t>
             </w:r>
-            <w:proofErr w:type="gramEnd"/>
-            <w:r>
-              <w:rPr>
-                <w:rFonts w:asciiTheme="minorHAnsi" w:eastAsia="Cambria" w:hAnsiTheme="minorHAnsi"/>
-                <w:b/>
-                <w:bCs/>
-                <w:lang w:val="en-US"/>
-              </w:rPr>
-              <w:t xml:space="preserve"> Sai Sanjana </w:t>
-            </w:r>
-            <w:proofErr w:type="spellStart"/>
-            <w:r>
-              <w:rPr>
-                <w:rFonts w:asciiTheme="minorHAnsi" w:eastAsia="Cambria" w:hAnsiTheme="minorHAnsi"/>
-                <w:b/>
-                <w:bCs/>
-                <w:lang w:val="en-US"/>
-              </w:rPr>
-              <w:t>Pusuluri</w:t>
-            </w:r>
-            <w:proofErr w:type="spellEnd"/>
           </w:p>
         </w:tc>
         <w:tc>
@@ -1787,7 +1677,6 @@
                 <w:lang w:val="en-US"/>
               </w:rPr>
             </w:pPr>
-            <w:proofErr w:type="gramStart"/>
             <w:r>
               <w:rPr>
                 <w:rFonts w:asciiTheme="minorHAnsi" w:eastAsia="Cambria" w:hAnsiTheme="minorHAnsi"/>
@@ -1795,17 +1684,7 @@
                 <w:bCs/>
                 <w:lang w:val="en-US"/>
               </w:rPr>
-              <w:t>Designation :</w:t>
-            </w:r>
-            <w:proofErr w:type="gramEnd"/>
-            <w:r>
-              <w:rPr>
-                <w:rFonts w:asciiTheme="minorHAnsi" w:eastAsia="Cambria" w:hAnsiTheme="minorHAnsi"/>
-                <w:b/>
-                <w:bCs/>
-                <w:lang w:val="en-US"/>
-              </w:rPr>
-              <w:t xml:space="preserve"> Digital Marketing Executive </w:t>
+              <w:t>Designation : Digital Marketing Executive </w:t>
             </w:r>
           </w:p>
         </w:tc>
@@ -1907,9 +1786,8 @@
                 <w:bCs/>
                 <w:lang w:val="en-US"/>
               </w:rPr>
-              <w:t xml:space="preserve">Date of </w:t>
+              <w:t>Date of Joining : 0</w:t>
             </w:r>
-            <w:proofErr w:type="gramStart"/>
             <w:r>
               <w:rPr>
                 <w:rFonts w:asciiTheme="minorHAnsi" w:eastAsia="Cambria" w:hAnsiTheme="minorHAnsi"/>
@@ -1917,9 +1795,8 @@
                 <w:bCs/>
                 <w:lang w:val="en-US"/>
               </w:rPr>
-              <w:t>Joining :</w:t>
+              <w:t>9</w:t>
             </w:r>
-            <w:proofErr w:type="gramEnd"/>
             <w:r>
               <w:rPr>
                 <w:rFonts w:asciiTheme="minorHAnsi" w:eastAsia="Cambria" w:hAnsiTheme="minorHAnsi"/>
@@ -1927,7 +1804,7 @@
                 <w:bCs/>
                 <w:lang w:val="en-US"/>
               </w:rPr>
-              <w:t xml:space="preserve"> 08-09-2025</w:t>
+              <w:t>-09-2025</w:t>
             </w:r>
           </w:p>
         </w:tc>
